--- a/Knowledge/3-Work knowledge/1-Software Engineering/1-Software Engineering Fundamentals/5-My Source/4-Networks Devices/6-Access Point (AP).docx
+++ b/Knowledge/3-Work knowledge/1-Software Engineering/1-Software Engineering Fundamentals/5-My Source/4-Networks Devices/6-Access Point (AP).docx
@@ -4,72 +4,39 @@
   <w:body>
     <w:p>
       <w:pPr>
-        <w:keepNext/>
-        <w:keepLines/>
-        <w:spacing w:before="360" w:after="80" w:line="276" w:lineRule="auto"/>
-        <w:outlineLvl w:val="0"/>
-        <w:rPr>
-          <w:rFonts w:asciiTheme="majorHAnsi" w:eastAsiaTheme="majorEastAsia" w:hAnsiTheme="majorHAnsi" w:cstheme="majorBidi"/>
-          <w:color w:val="2F5496" w:themeColor="accent1" w:themeShade="BF"/>
-          <w:kern w:val="0"/>
-          <w:sz w:val="40"/>
-          <w:szCs w:val="40"/>
-          <w:lang w:val="en"/>
-          <w14:ligatures w14:val="none"/>
+        <w:pStyle w:val="Heading1"/>
+        <w:rPr>
+          <w:lang w:val="en"/>
         </w:rPr>
       </w:pPr>
       <w:bookmarkStart w:id="0" w:name="_m1olsoy6a0nz" w:colFirst="0" w:colLast="0"/>
       <w:bookmarkEnd w:id="0"/>
       <w:r>
         <w:rPr>
-          <w:rFonts w:asciiTheme="majorHAnsi" w:eastAsiaTheme="majorEastAsia" w:hAnsiTheme="majorHAnsi" w:cstheme="majorBidi"/>
-          <w:color w:val="2F5496" w:themeColor="accent1" w:themeShade="BF"/>
-          <w:kern w:val="0"/>
-          <w:sz w:val="40"/>
-          <w:szCs w:val="40"/>
-          <w:lang w:val="en"/>
-          <w14:ligatures w14:val="none"/>
+          <w:lang w:val="en"/>
         </w:rPr>
         <w:t>Access Point (AP)</w:t>
       </w:r>
     </w:p>
     <w:p>
       <w:pPr>
-        <w:spacing w:before="280" w:after="80" w:line="276" w:lineRule="auto"/>
-        <w:outlineLvl w:val="1"/>
-        <w:rPr>
-          <w:rFonts w:asciiTheme="majorHAnsi" w:eastAsiaTheme="majorEastAsia" w:hAnsiTheme="majorHAnsi" w:cstheme="majorBidi"/>
-          <w:color w:val="2F5496" w:themeColor="accent1" w:themeShade="BF"/>
-          <w:kern w:val="0"/>
-          <w:sz w:val="32"/>
-          <w:szCs w:val="32"/>
-          <w:lang w:val="en"/>
-          <w14:ligatures w14:val="none"/>
+        <w:pStyle w:val="Heading2"/>
+        <w:rPr>
+          <w:lang w:val="en"/>
         </w:rPr>
       </w:pPr>
       <w:bookmarkStart w:id="1" w:name="_3zv68v4z431b" w:colFirst="0" w:colLast="0"/>
       <w:bookmarkEnd w:id="1"/>
       <w:r>
         <w:rPr>
-          <w:rFonts w:ascii="Segoe UI Emoji" w:eastAsiaTheme="majorEastAsia" w:hAnsi="Segoe UI Emoji" w:cs="Segoe UI Emoji"/>
-          <w:color w:val="2F5496" w:themeColor="accent1" w:themeShade="BF"/>
-          <w:kern w:val="0"/>
-          <w:sz w:val="32"/>
-          <w:szCs w:val="32"/>
-          <w:lang w:val="en"/>
-          <w14:ligatures w14:val="none"/>
+          <w:rFonts w:ascii="Segoe UI Emoji" w:hAnsi="Segoe UI Emoji" w:cs="Segoe UI Emoji"/>
+          <w:lang w:val="en"/>
         </w:rPr>
         <w:t>📡</w:t>
       </w:r>
       <w:r>
         <w:rPr>
-          <w:rFonts w:asciiTheme="majorHAnsi" w:eastAsiaTheme="majorEastAsia" w:hAnsiTheme="majorHAnsi" w:cstheme="majorBidi"/>
-          <w:color w:val="2F5496" w:themeColor="accent1" w:themeShade="BF"/>
-          <w:kern w:val="0"/>
-          <w:sz w:val="32"/>
-          <w:szCs w:val="32"/>
-          <w:lang w:val="en"/>
-          <w14:ligatures w14:val="none"/>
+          <w:lang w:val="en"/>
         </w:rPr>
         <w:t xml:space="preserve"> What is an Access Point (AP)?</w:t>
       </w:r>
@@ -111,6 +78,7 @@
         </w:rPr>
         <w:t xml:space="preserve">: </w:t>
       </w:r>
+      <w:proofErr w:type="spellStart"/>
       <w:r>
         <w:rPr>
           <w:rFonts w:ascii="Arial" w:eastAsia="Arial" w:hAnsi="Arial" w:cs="Arial"/>
@@ -122,7 +90,21 @@
           <w:lang w:val="en"/>
           <w14:ligatures w14:val="none"/>
         </w:rPr>
-        <w:t>Chatgpt (GPT</w:t>
+        <w:t>Chatgpt</w:t>
+      </w:r>
+      <w:proofErr w:type="spellEnd"/>
+      <w:r>
+        <w:rPr>
+          <w:rFonts w:ascii="Arial" w:eastAsia="Arial" w:hAnsi="Arial" w:cs="Arial"/>
+          <w:b/>
+          <w:kern w:val="0"/>
+          <w:sz w:val="22"/>
+          <w:szCs w:val="22"/>
+          <w:highlight w:val="darkGray"/>
+          <w:lang w:val="en"/>
+          <w14:ligatures w14:val="none"/>
+        </w:rPr>
+        <w:t xml:space="preserve"> (GPT</w:t>
       </w:r>
       <w:r>
         <w:rPr>
@@ -332,31 +314,16 @@
     </w:p>
     <w:p>
       <w:pPr>
-        <w:keepNext/>
-        <w:keepLines/>
-        <w:spacing w:before="160" w:after="80" w:line="276" w:lineRule="auto"/>
-        <w:outlineLvl w:val="1"/>
-        <w:rPr>
-          <w:rFonts w:asciiTheme="majorHAnsi" w:eastAsiaTheme="majorEastAsia" w:hAnsiTheme="majorHAnsi" w:cstheme="majorBidi"/>
-          <w:color w:val="2F5496" w:themeColor="accent1" w:themeShade="BF"/>
-          <w:kern w:val="0"/>
-          <w:sz w:val="32"/>
-          <w:szCs w:val="32"/>
-          <w:lang w:val="en"/>
-          <w14:ligatures w14:val="none"/>
+        <w:pStyle w:val="Heading2"/>
+        <w:rPr>
+          <w:lang w:val="en"/>
         </w:rPr>
       </w:pPr>
       <w:bookmarkStart w:id="2" w:name="_1dswiruyzskx" w:colFirst="0" w:colLast="0"/>
       <w:bookmarkEnd w:id="2"/>
       <w:r>
         <w:rPr>
-          <w:rFonts w:asciiTheme="majorHAnsi" w:eastAsiaTheme="majorEastAsia" w:hAnsiTheme="majorHAnsi" w:cstheme="majorBidi"/>
-          <w:color w:val="2F5496" w:themeColor="accent1" w:themeShade="BF"/>
-          <w:kern w:val="0"/>
-          <w:sz w:val="32"/>
-          <w:szCs w:val="32"/>
-          <w:lang w:val="en"/>
-          <w14:ligatures w14:val="none"/>
+          <w:lang w:val="en"/>
         </w:rPr>
         <w:t>Access Point (AP) photo</w:t>
       </w:r>
@@ -412,7 +379,35 @@
           <w:lang w:val="en"/>
           <w14:ligatures w14:val="none"/>
         </w:rPr>
-        <w:t>Windows Screenshots (using Lightshot Program) at [12/18/2025]</w:t>
+        <w:t xml:space="preserve">Windows Screenshots (using </w:t>
+      </w:r>
+      <w:proofErr w:type="spellStart"/>
+      <w:r>
+        <w:rPr>
+          <w:rFonts w:ascii="Arial" w:eastAsia="Arial" w:hAnsi="Arial" w:cs="Arial"/>
+          <w:b/>
+          <w:kern w:val="0"/>
+          <w:sz w:val="22"/>
+          <w:szCs w:val="22"/>
+          <w:highlight w:val="darkGray"/>
+          <w:lang w:val="en"/>
+          <w14:ligatures w14:val="none"/>
+        </w:rPr>
+        <w:t>Lightshot</w:t>
+      </w:r>
+      <w:proofErr w:type="spellEnd"/>
+      <w:r>
+        <w:rPr>
+          <w:rFonts w:ascii="Arial" w:eastAsia="Arial" w:hAnsi="Arial" w:cs="Arial"/>
+          <w:b/>
+          <w:kern w:val="0"/>
+          <w:sz w:val="22"/>
+          <w:szCs w:val="22"/>
+          <w:highlight w:val="darkGray"/>
+          <w:lang w:val="en"/>
+          <w14:ligatures w14:val="none"/>
+        </w:rPr>
+        <w:t xml:space="preserve"> Program) at [12/18/2025]</w:t>
       </w:r>
     </w:p>
     <w:p>
@@ -501,41 +496,23 @@
     </w:p>
     <w:p>
       <w:pPr>
-        <w:spacing w:before="280" w:after="80" w:line="276" w:lineRule="auto"/>
-        <w:outlineLvl w:val="1"/>
-        <w:rPr>
-          <w:rFonts w:asciiTheme="majorHAnsi" w:eastAsiaTheme="majorEastAsia" w:hAnsiTheme="majorHAnsi" w:cstheme="majorBidi"/>
-          <w:color w:val="2F5496" w:themeColor="accent1" w:themeShade="BF"/>
-          <w:kern w:val="0"/>
-          <w:sz w:val="32"/>
-          <w:szCs w:val="32"/>
-          <w:lang w:val="en"/>
-          <w14:ligatures w14:val="none"/>
+        <w:pStyle w:val="Heading2"/>
+        <w:rPr>
+          <w:lang w:val="en"/>
         </w:rPr>
       </w:pPr>
       <w:bookmarkStart w:id="3" w:name="_hmz7rfz2p0yt" w:colFirst="0" w:colLast="0"/>
       <w:bookmarkEnd w:id="3"/>
       <w:r>
         <w:rPr>
-          <w:rFonts w:ascii="Segoe UI Emoji" w:eastAsiaTheme="majorEastAsia" w:hAnsi="Segoe UI Emoji" w:cs="Segoe UI Emoji"/>
-          <w:color w:val="2F5496" w:themeColor="accent1" w:themeShade="BF"/>
-          <w:kern w:val="0"/>
-          <w:sz w:val="32"/>
-          <w:szCs w:val="32"/>
-          <w:lang w:val="en"/>
-          <w14:ligatures w14:val="none"/>
+          <w:rFonts w:ascii="Segoe UI Emoji" w:hAnsi="Segoe UI Emoji" w:cs="Segoe UI Emoji"/>
+          <w:lang w:val="en"/>
         </w:rPr>
         <w:t>🔄</w:t>
       </w:r>
       <w:r>
         <w:rPr>
-          <w:rFonts w:asciiTheme="majorHAnsi" w:eastAsiaTheme="majorEastAsia" w:hAnsiTheme="majorHAnsi" w:cstheme="majorBidi"/>
-          <w:color w:val="2F5496" w:themeColor="accent1" w:themeShade="BF"/>
-          <w:kern w:val="0"/>
-          <w:sz w:val="32"/>
-          <w:szCs w:val="32"/>
-          <w:lang w:val="en"/>
-          <w14:ligatures w14:val="none"/>
+          <w:lang w:val="en"/>
         </w:rPr>
         <w:t xml:space="preserve"> What an Access Point Does</w:t>
       </w:r>
@@ -580,6 +557,7 @@
         </w:rPr>
         <w:t xml:space="preserve">: </w:t>
       </w:r>
+      <w:proofErr w:type="spellStart"/>
       <w:r>
         <w:rPr>
           <w:rFonts w:ascii="Arial" w:eastAsia="Arial" w:hAnsi="Arial" w:cs="Arial"/>
@@ -591,7 +569,21 @@
           <w:lang w:val="en"/>
           <w14:ligatures w14:val="none"/>
         </w:rPr>
-        <w:t>Chatgpt (GPT</w:t>
+        <w:t>Chatgpt</w:t>
+      </w:r>
+      <w:proofErr w:type="spellEnd"/>
+      <w:r>
+        <w:rPr>
+          <w:rFonts w:ascii="Arial" w:eastAsia="Arial" w:hAnsi="Arial" w:cs="Arial"/>
+          <w:b/>
+          <w:kern w:val="0"/>
+          <w:sz w:val="22"/>
+          <w:szCs w:val="22"/>
+          <w:highlight w:val="darkGray"/>
+          <w:lang w:val="en"/>
+          <w14:ligatures w14:val="none"/>
+        </w:rPr>
+        <w:t xml:space="preserve"> (GPT</w:t>
       </w:r>
       <w:r>
         <w:rPr>
@@ -753,6 +745,7 @@
                 <w:lang w:val="en"/>
                 <w14:ligatures w14:val="none"/>
               </w:rPr>
+              <w:lastRenderedPageBreak/>
               <w:t>Function</w:t>
             </w:r>
           </w:p>
@@ -1090,41 +1083,23 @@
     </w:p>
     <w:p>
       <w:pPr>
-        <w:spacing w:before="280" w:after="80" w:line="276" w:lineRule="auto"/>
-        <w:outlineLvl w:val="1"/>
-        <w:rPr>
-          <w:rFonts w:asciiTheme="majorHAnsi" w:eastAsiaTheme="majorEastAsia" w:hAnsiTheme="majorHAnsi" w:cstheme="majorBidi"/>
-          <w:color w:val="2F5496" w:themeColor="accent1" w:themeShade="BF"/>
-          <w:kern w:val="0"/>
-          <w:sz w:val="32"/>
-          <w:szCs w:val="32"/>
-          <w:lang w:val="en"/>
-          <w14:ligatures w14:val="none"/>
+        <w:pStyle w:val="Heading2"/>
+        <w:rPr>
+          <w:lang w:val="en"/>
         </w:rPr>
       </w:pPr>
       <w:bookmarkStart w:id="4" w:name="_8grugllelnvq" w:colFirst="0" w:colLast="0"/>
       <w:bookmarkEnd w:id="4"/>
       <w:r>
         <w:rPr>
-          <w:rFonts w:ascii="Segoe UI Emoji" w:eastAsiaTheme="majorEastAsia" w:hAnsi="Segoe UI Emoji" w:cs="Segoe UI Emoji"/>
-          <w:color w:val="2F5496" w:themeColor="accent1" w:themeShade="BF"/>
-          <w:kern w:val="0"/>
-          <w:sz w:val="32"/>
-          <w:szCs w:val="32"/>
-          <w:lang w:val="en"/>
-          <w14:ligatures w14:val="none"/>
+          <w:rFonts w:ascii="Segoe UI Emoji" w:hAnsi="Segoe UI Emoji" w:cs="Segoe UI Emoji"/>
+          <w:lang w:val="en"/>
         </w:rPr>
         <w:t>🧱</w:t>
       </w:r>
       <w:r>
         <w:rPr>
-          <w:rFonts w:asciiTheme="majorHAnsi" w:eastAsiaTheme="majorEastAsia" w:hAnsiTheme="majorHAnsi" w:cstheme="majorBidi"/>
-          <w:color w:val="2F5496" w:themeColor="accent1" w:themeShade="BF"/>
-          <w:kern w:val="0"/>
-          <w:sz w:val="32"/>
-          <w:szCs w:val="32"/>
-          <w:lang w:val="en"/>
-          <w14:ligatures w14:val="none"/>
+          <w:lang w:val="en"/>
         </w:rPr>
         <w:t xml:space="preserve"> Basic Network Diagram</w:t>
       </w:r>
@@ -1169,6 +1144,7 @@
         </w:rPr>
         <w:t xml:space="preserve">: </w:t>
       </w:r>
+      <w:proofErr w:type="spellStart"/>
       <w:r>
         <w:rPr>
           <w:rFonts w:ascii="Arial" w:eastAsia="Arial" w:hAnsi="Arial" w:cs="Arial"/>
@@ -1180,7 +1156,21 @@
           <w:lang w:val="en"/>
           <w14:ligatures w14:val="none"/>
         </w:rPr>
-        <w:t>Chatgpt (GPT</w:t>
+        <w:t>Chatgpt</w:t>
+      </w:r>
+      <w:proofErr w:type="spellEnd"/>
+      <w:r>
+        <w:rPr>
+          <w:rFonts w:ascii="Arial" w:eastAsia="Arial" w:hAnsi="Arial" w:cs="Arial"/>
+          <w:b/>
+          <w:kern w:val="0"/>
+          <w:sz w:val="22"/>
+          <w:szCs w:val="22"/>
+          <w:highlight w:val="darkGray"/>
+          <w:lang w:val="en"/>
+          <w14:ligatures w14:val="none"/>
+        </w:rPr>
+        <w:t xml:space="preserve"> (GPT</w:t>
       </w:r>
       <w:r>
         <w:rPr>
@@ -1456,7 +1446,18 @@
           <w:lang w:val="en"/>
           <w14:ligatures w14:val="none"/>
         </w:rPr>
-        <w:t xml:space="preserve">[Phone][Laptop][Tablet]  </w:t>
+        <w:t>[Phone][Laptop][</w:t>
+      </w:r>
+      <w:proofErr w:type="gramStart"/>
+      <w:r>
+        <w:rPr>
+          <w:rFonts w:ascii="Roboto Mono" w:eastAsia="Roboto Mono" w:hAnsi="Roboto Mono" w:cs="Arial Unicode MS"/>
+          <w:kern w:val="0"/>
+          <w:szCs w:val="22"/>
+          <w:lang w:val="en"/>
+          <w14:ligatures w14:val="none"/>
+        </w:rPr>
+        <w:t xml:space="preserve">Tablet]  </w:t>
       </w:r>
       <w:r>
         <w:rPr>
@@ -1468,6 +1469,7 @@
         </w:rPr>
         <w:t>←</w:t>
       </w:r>
+      <w:proofErr w:type="gramEnd"/>
       <w:r>
         <w:rPr>
           <w:rFonts w:ascii="Roboto Mono" w:eastAsia="Roboto Mono" w:hAnsi="Roboto Mono" w:cs="Arial Unicode MS"/>
@@ -1578,41 +1580,24 @@
     </w:p>
     <w:p>
       <w:pPr>
-        <w:spacing w:before="280" w:after="80" w:line="276" w:lineRule="auto"/>
-        <w:outlineLvl w:val="1"/>
-        <w:rPr>
-          <w:rFonts w:asciiTheme="majorHAnsi" w:eastAsiaTheme="majorEastAsia" w:hAnsiTheme="majorHAnsi" w:cstheme="majorBidi"/>
-          <w:color w:val="2F5496" w:themeColor="accent1" w:themeShade="BF"/>
-          <w:kern w:val="0"/>
-          <w:sz w:val="32"/>
-          <w:szCs w:val="32"/>
-          <w:lang w:val="en"/>
-          <w14:ligatures w14:val="none"/>
+        <w:pStyle w:val="Heading2"/>
+        <w:rPr>
+          <w:lang w:val="en"/>
         </w:rPr>
       </w:pPr>
       <w:bookmarkStart w:id="5" w:name="_2pxkc3a51ag9" w:colFirst="0" w:colLast="0"/>
       <w:bookmarkEnd w:id="5"/>
       <w:r>
         <w:rPr>
-          <w:rFonts w:ascii="Segoe UI Emoji" w:eastAsiaTheme="majorEastAsia" w:hAnsi="Segoe UI Emoji" w:cs="Segoe UI Emoji"/>
-          <w:color w:val="2F5496" w:themeColor="accent1" w:themeShade="BF"/>
-          <w:kern w:val="0"/>
-          <w:sz w:val="32"/>
-          <w:szCs w:val="32"/>
-          <w:lang w:val="en"/>
-          <w14:ligatures w14:val="none"/>
-        </w:rPr>
+          <w:rFonts w:ascii="Segoe UI Emoji" w:hAnsi="Segoe UI Emoji" w:cs="Segoe UI Emoji"/>
+          <w:lang w:val="en"/>
+        </w:rPr>
+        <w:lastRenderedPageBreak/>
         <w:t>🔧</w:t>
       </w:r>
       <w:r>
         <w:rPr>
-          <w:rFonts w:asciiTheme="majorHAnsi" w:eastAsiaTheme="majorEastAsia" w:hAnsiTheme="majorHAnsi" w:cstheme="majorBidi"/>
-          <w:color w:val="2F5496" w:themeColor="accent1" w:themeShade="BF"/>
-          <w:kern w:val="0"/>
-          <w:sz w:val="32"/>
-          <w:szCs w:val="32"/>
-          <w:lang w:val="en"/>
-          <w14:ligatures w14:val="none"/>
+          <w:lang w:val="en"/>
         </w:rPr>
         <w:t xml:space="preserve"> Key Features</w:t>
       </w:r>
@@ -1657,6 +1642,7 @@
         </w:rPr>
         <w:t xml:space="preserve">: </w:t>
       </w:r>
+      <w:proofErr w:type="spellStart"/>
       <w:r>
         <w:rPr>
           <w:rFonts w:ascii="Arial" w:eastAsia="Arial" w:hAnsi="Arial" w:cs="Arial"/>
@@ -1668,7 +1654,21 @@
           <w:lang w:val="en"/>
           <w14:ligatures w14:val="none"/>
         </w:rPr>
-        <w:t>Chatgpt (GPT</w:t>
+        <w:t>Chatgpt</w:t>
+      </w:r>
+      <w:proofErr w:type="spellEnd"/>
+      <w:r>
+        <w:rPr>
+          <w:rFonts w:ascii="Arial" w:eastAsia="Arial" w:hAnsi="Arial" w:cs="Arial"/>
+          <w:b/>
+          <w:kern w:val="0"/>
+          <w:sz w:val="22"/>
+          <w:szCs w:val="22"/>
+          <w:highlight w:val="darkGray"/>
+          <w:lang w:val="en"/>
+          <w14:ligatures w14:val="none"/>
+        </w:rPr>
+        <w:t xml:space="preserve"> (GPT</w:t>
       </w:r>
       <w:r>
         <w:rPr>
@@ -2341,41 +2341,23 @@
     </w:p>
     <w:p>
       <w:pPr>
-        <w:spacing w:before="280" w:after="80" w:line="276" w:lineRule="auto"/>
-        <w:outlineLvl w:val="1"/>
-        <w:rPr>
-          <w:rFonts w:asciiTheme="majorHAnsi" w:eastAsiaTheme="majorEastAsia" w:hAnsiTheme="majorHAnsi" w:cstheme="majorBidi"/>
-          <w:color w:val="2F5496" w:themeColor="accent1" w:themeShade="BF"/>
-          <w:kern w:val="0"/>
-          <w:sz w:val="32"/>
-          <w:szCs w:val="32"/>
-          <w:lang w:val="en"/>
-          <w14:ligatures w14:val="none"/>
+        <w:pStyle w:val="Heading2"/>
+        <w:rPr>
+          <w:lang w:val="en"/>
         </w:rPr>
       </w:pPr>
       <w:bookmarkStart w:id="6" w:name="_isbm3acjo1yn" w:colFirst="0" w:colLast="0"/>
       <w:bookmarkEnd w:id="6"/>
       <w:r>
         <w:rPr>
-          <w:rFonts w:ascii="Segoe UI Emoji" w:eastAsiaTheme="majorEastAsia" w:hAnsi="Segoe UI Emoji" w:cs="Segoe UI Emoji"/>
-          <w:color w:val="2F5496" w:themeColor="accent1" w:themeShade="BF"/>
-          <w:kern w:val="0"/>
-          <w:sz w:val="32"/>
-          <w:szCs w:val="32"/>
-          <w:lang w:val="en"/>
-          <w14:ligatures w14:val="none"/>
+          <w:rFonts w:ascii="Segoe UI Emoji" w:hAnsi="Segoe UI Emoji" w:cs="Segoe UI Emoji"/>
+          <w:lang w:val="en"/>
         </w:rPr>
         <w:t>🆚</w:t>
       </w:r>
       <w:r>
         <w:rPr>
-          <w:rFonts w:asciiTheme="majorHAnsi" w:eastAsiaTheme="majorEastAsia" w:hAnsiTheme="majorHAnsi" w:cstheme="majorBidi"/>
-          <w:color w:val="2F5496" w:themeColor="accent1" w:themeShade="BF"/>
-          <w:kern w:val="0"/>
-          <w:sz w:val="32"/>
-          <w:szCs w:val="32"/>
-          <w:lang w:val="en"/>
-          <w14:ligatures w14:val="none"/>
+          <w:lang w:val="en"/>
         </w:rPr>
         <w:t xml:space="preserve"> Access Point vs Router vs Wi-Fi Extender</w:t>
       </w:r>
@@ -2420,6 +2402,7 @@
         </w:rPr>
         <w:t xml:space="preserve">: </w:t>
       </w:r>
+      <w:proofErr w:type="spellStart"/>
       <w:r>
         <w:rPr>
           <w:rFonts w:ascii="Arial" w:eastAsia="Arial" w:hAnsi="Arial" w:cs="Arial"/>
@@ -2431,7 +2414,21 @@
           <w:lang w:val="en"/>
           <w14:ligatures w14:val="none"/>
         </w:rPr>
-        <w:t>Chatgpt (GPT</w:t>
+        <w:t>Chatgpt</w:t>
+      </w:r>
+      <w:proofErr w:type="spellEnd"/>
+      <w:r>
+        <w:rPr>
+          <w:rFonts w:ascii="Arial" w:eastAsia="Arial" w:hAnsi="Arial" w:cs="Arial"/>
+          <w:b/>
+          <w:kern w:val="0"/>
+          <w:sz w:val="22"/>
+          <w:szCs w:val="22"/>
+          <w:highlight w:val="darkGray"/>
+          <w:lang w:val="en"/>
+          <w14:ligatures w14:val="none"/>
+        </w:rPr>
+        <w:t xml:space="preserve"> (GPT</w:t>
       </w:r>
       <w:r>
         <w:rPr>
@@ -2482,6 +2479,7 @@
           <w:lang w:val="en"/>
           <w14:ligatures w14:val="none"/>
         </w:rPr>
+        <w:lastRenderedPageBreak/>
         <w:drawing>
           <wp:inline distT="114300" distB="114300" distL="114300" distR="114300" wp14:anchorId="0B524CBB" wp14:editId="6F5663B8">
             <wp:extent cx="5943600" cy="1231900"/>
@@ -3028,16 +3026,9 @@
     </w:p>
     <w:p>
       <w:pPr>
-        <w:spacing w:before="280" w:after="80" w:line="276" w:lineRule="auto"/>
-        <w:outlineLvl w:val="1"/>
-        <w:rPr>
-          <w:rFonts w:asciiTheme="majorHAnsi" w:eastAsiaTheme="majorEastAsia" w:hAnsiTheme="majorHAnsi" w:cstheme="majorBidi"/>
-          <w:color w:val="2F5496" w:themeColor="accent1" w:themeShade="BF"/>
-          <w:kern w:val="0"/>
-          <w:sz w:val="32"/>
-          <w:szCs w:val="32"/>
-          <w:lang w:val="en"/>
-          <w14:ligatures w14:val="none"/>
+        <w:pStyle w:val="Heading2"/>
+        <w:rPr>
+          <w:lang w:val="en"/>
         </w:rPr>
       </w:pPr>
       <w:bookmarkStart w:id="7" w:name="_9srwlsc8t7wd" w:colFirst="0" w:colLast="0"/>
@@ -3045,24 +3036,14 @@
       <w:r>
         <w:rPr>
           <w:rFonts w:ascii="Segoe UI Emoji" w:eastAsia="Arial Unicode MS" w:hAnsi="Segoe UI Emoji" w:cs="Segoe UI Emoji"/>
-          <w:color w:val="2F5496" w:themeColor="accent1" w:themeShade="BF"/>
-          <w:kern w:val="0"/>
-          <w:sz w:val="32"/>
-          <w:szCs w:val="32"/>
-          <w:lang w:val="en"/>
-          <w14:ligatures w14:val="none"/>
+          <w:lang w:val="en"/>
         </w:rPr>
         <w:t>✅</w:t>
       </w:r>
       <w:r>
         <w:rPr>
-          <w:rFonts w:ascii="Arial Unicode MS" w:eastAsia="Arial Unicode MS" w:hAnsi="Arial Unicode MS" w:cs="Arial Unicode MS"/>
-          <w:color w:val="2F5496" w:themeColor="accent1" w:themeShade="BF"/>
-          <w:kern w:val="0"/>
-          <w:sz w:val="32"/>
-          <w:szCs w:val="32"/>
-          <w:lang w:val="en"/>
-          <w14:ligatures w14:val="none"/>
+          <w:rFonts w:eastAsia="Arial Unicode MS"/>
+          <w:lang w:val="en"/>
         </w:rPr>
         <w:t xml:space="preserve"> Pros</w:t>
       </w:r>
@@ -3104,6 +3085,7 @@
         </w:rPr>
         <w:t xml:space="preserve">: </w:t>
       </w:r>
+      <w:proofErr w:type="spellStart"/>
       <w:r>
         <w:rPr>
           <w:rFonts w:ascii="Arial" w:eastAsia="Arial" w:hAnsi="Arial" w:cs="Arial"/>
@@ -3115,7 +3097,21 @@
           <w:lang w:val="en"/>
           <w14:ligatures w14:val="none"/>
         </w:rPr>
-        <w:t>Chatgpt (GPT</w:t>
+        <w:t>Chatgpt</w:t>
+      </w:r>
+      <w:proofErr w:type="spellEnd"/>
+      <w:r>
+        <w:rPr>
+          <w:rFonts w:ascii="Arial" w:eastAsia="Arial" w:hAnsi="Arial" w:cs="Arial"/>
+          <w:b/>
+          <w:kern w:val="0"/>
+          <w:sz w:val="22"/>
+          <w:szCs w:val="22"/>
+          <w:highlight w:val="darkGray"/>
+          <w:lang w:val="en"/>
+          <w14:ligatures w14:val="none"/>
+        </w:rPr>
+        <w:t xml:space="preserve"> (GPT</w:t>
       </w:r>
       <w:r>
         <w:rPr>
@@ -3359,16 +3355,9 @@
     </w:p>
     <w:p>
       <w:pPr>
-        <w:spacing w:before="280" w:after="80" w:line="276" w:lineRule="auto"/>
-        <w:outlineLvl w:val="1"/>
-        <w:rPr>
-          <w:rFonts w:asciiTheme="majorHAnsi" w:eastAsiaTheme="majorEastAsia" w:hAnsiTheme="majorHAnsi" w:cstheme="majorBidi"/>
-          <w:color w:val="2F5496" w:themeColor="accent1" w:themeShade="BF"/>
-          <w:kern w:val="0"/>
-          <w:sz w:val="32"/>
-          <w:szCs w:val="32"/>
-          <w:lang w:val="en"/>
-          <w14:ligatures w14:val="none"/>
+        <w:pStyle w:val="Heading2"/>
+        <w:rPr>
+          <w:lang w:val="en"/>
         </w:rPr>
       </w:pPr>
       <w:bookmarkStart w:id="8" w:name="_juwjthemimkz" w:colFirst="0" w:colLast="0"/>
@@ -3376,24 +3365,15 @@
       <w:r>
         <w:rPr>
           <w:rFonts w:ascii="Segoe UI Emoji" w:eastAsia="Arial Unicode MS" w:hAnsi="Segoe UI Emoji" w:cs="Segoe UI Emoji"/>
-          <w:color w:val="2F5496" w:themeColor="accent1" w:themeShade="BF"/>
-          <w:kern w:val="0"/>
-          <w:sz w:val="32"/>
-          <w:szCs w:val="32"/>
-          <w:lang w:val="en"/>
-          <w14:ligatures w14:val="none"/>
-        </w:rPr>
+          <w:lang w:val="en"/>
+        </w:rPr>
+        <w:lastRenderedPageBreak/>
         <w:t>❌</w:t>
       </w:r>
       <w:r>
         <w:rPr>
-          <w:rFonts w:ascii="Arial Unicode MS" w:eastAsia="Arial Unicode MS" w:hAnsi="Arial Unicode MS" w:cs="Arial Unicode MS"/>
-          <w:color w:val="2F5496" w:themeColor="accent1" w:themeShade="BF"/>
-          <w:kern w:val="0"/>
-          <w:sz w:val="32"/>
-          <w:szCs w:val="32"/>
-          <w:lang w:val="en"/>
-          <w14:ligatures w14:val="none"/>
+          <w:rFonts w:eastAsia="Arial Unicode MS"/>
+          <w:lang w:val="en"/>
         </w:rPr>
         <w:t xml:space="preserve"> Cons</w:t>
       </w:r>
@@ -3435,6 +3415,7 @@
         </w:rPr>
         <w:t xml:space="preserve">: </w:t>
       </w:r>
+      <w:proofErr w:type="spellStart"/>
       <w:r>
         <w:rPr>
           <w:rFonts w:ascii="Arial" w:eastAsia="Arial" w:hAnsi="Arial" w:cs="Arial"/>
@@ -3446,7 +3427,21 @@
           <w:lang w:val="en"/>
           <w14:ligatures w14:val="none"/>
         </w:rPr>
-        <w:t>Chatgpt (GPT</w:t>
+        <w:t>Chatgpt</w:t>
+      </w:r>
+      <w:proofErr w:type="spellEnd"/>
+      <w:r>
+        <w:rPr>
+          <w:rFonts w:ascii="Arial" w:eastAsia="Arial" w:hAnsi="Arial" w:cs="Arial"/>
+          <w:b/>
+          <w:kern w:val="0"/>
+          <w:sz w:val="22"/>
+          <w:szCs w:val="22"/>
+          <w:highlight w:val="darkGray"/>
+          <w:lang w:val="en"/>
+          <w14:ligatures w14:val="none"/>
+        </w:rPr>
+        <w:t xml:space="preserve"> (GPT</w:t>
       </w:r>
       <w:r>
         <w:rPr>
@@ -3643,41 +3638,23 @@
     </w:p>
     <w:p>
       <w:pPr>
-        <w:spacing w:before="280" w:after="80" w:line="276" w:lineRule="auto"/>
-        <w:outlineLvl w:val="1"/>
-        <w:rPr>
-          <w:rFonts w:asciiTheme="majorHAnsi" w:eastAsiaTheme="majorEastAsia" w:hAnsiTheme="majorHAnsi" w:cstheme="majorBidi"/>
-          <w:color w:val="2F5496" w:themeColor="accent1" w:themeShade="BF"/>
-          <w:kern w:val="0"/>
-          <w:sz w:val="32"/>
-          <w:szCs w:val="32"/>
-          <w:lang w:val="en"/>
-          <w14:ligatures w14:val="none"/>
+        <w:pStyle w:val="Heading2"/>
+        <w:rPr>
+          <w:lang w:val="en"/>
         </w:rPr>
       </w:pPr>
       <w:bookmarkStart w:id="9" w:name="_995se8mrotju" w:colFirst="0" w:colLast="0"/>
       <w:bookmarkEnd w:id="9"/>
       <w:r>
         <w:rPr>
-          <w:rFonts w:ascii="Segoe UI Emoji" w:eastAsiaTheme="majorEastAsia" w:hAnsi="Segoe UI Emoji" w:cs="Segoe UI Emoji"/>
-          <w:color w:val="2F5496" w:themeColor="accent1" w:themeShade="BF"/>
-          <w:kern w:val="0"/>
-          <w:sz w:val="32"/>
-          <w:szCs w:val="32"/>
-          <w:lang w:val="en"/>
-          <w14:ligatures w14:val="none"/>
+          <w:rFonts w:ascii="Segoe UI Emoji" w:hAnsi="Segoe UI Emoji" w:cs="Segoe UI Emoji"/>
+          <w:lang w:val="en"/>
         </w:rPr>
         <w:t>📦</w:t>
       </w:r>
       <w:r>
         <w:rPr>
-          <w:rFonts w:asciiTheme="majorHAnsi" w:eastAsiaTheme="majorEastAsia" w:hAnsiTheme="majorHAnsi" w:cstheme="majorBidi"/>
-          <w:color w:val="2F5496" w:themeColor="accent1" w:themeShade="BF"/>
-          <w:kern w:val="0"/>
-          <w:sz w:val="32"/>
-          <w:szCs w:val="32"/>
-          <w:lang w:val="en"/>
-          <w14:ligatures w14:val="none"/>
+          <w:lang w:val="en"/>
         </w:rPr>
         <w:t xml:space="preserve"> Common Access Point Brands</w:t>
       </w:r>
@@ -3722,6 +3699,7 @@
         </w:rPr>
         <w:t xml:space="preserve">: </w:t>
       </w:r>
+      <w:proofErr w:type="spellStart"/>
       <w:r>
         <w:rPr>
           <w:rFonts w:ascii="Arial" w:eastAsia="Arial" w:hAnsi="Arial" w:cs="Arial"/>
@@ -3733,7 +3711,21 @@
           <w:lang w:val="en"/>
           <w14:ligatures w14:val="none"/>
         </w:rPr>
-        <w:t>Chatgpt (GPT</w:t>
+        <w:t>Chatgpt</w:t>
+      </w:r>
+      <w:proofErr w:type="spellEnd"/>
+      <w:r>
+        <w:rPr>
+          <w:rFonts w:ascii="Arial" w:eastAsia="Arial" w:hAnsi="Arial" w:cs="Arial"/>
+          <w:b/>
+          <w:kern w:val="0"/>
+          <w:sz w:val="22"/>
+          <w:szCs w:val="22"/>
+          <w:highlight w:val="darkGray"/>
+          <w:lang w:val="en"/>
+          <w14:ligatures w14:val="none"/>
+        </w:rPr>
+        <w:t xml:space="preserve"> (GPT</w:t>
       </w:r>
       <w:r>
         <w:rPr>
@@ -4310,6 +4302,7 @@
                 <w14:ligatures w14:val="none"/>
               </w:rPr>
             </w:pPr>
+            <w:proofErr w:type="spellStart"/>
             <w:r>
               <w:rPr>
                 <w:rFonts w:ascii="Roboto Mono" w:eastAsia="Roboto Mono" w:hAnsi="Roboto Mono" w:cs="Arial"/>
@@ -4320,8 +4313,10 @@
                 <w:lang w:val="en"/>
                 <w14:ligatures w14:val="none"/>
               </w:rPr>
+              <w:lastRenderedPageBreak/>
               <w:t>Netgear</w:t>
             </w:r>
+            <w:proofErr w:type="spellEnd"/>
           </w:p>
         </w:tc>
         <w:tc>
@@ -5209,7 +5204,6 @@
     <w:next w:val="Normal"/>
     <w:link w:val="Heading2Char"/>
     <w:uiPriority w:val="9"/>
-    <w:semiHidden/>
     <w:unhideWhenUsed/>
     <w:qFormat/>
     <w:rsid w:val="00D2782B"/>
@@ -5426,7 +5420,6 @@
     <w:basedOn w:val="DefaultParagraphFont"/>
     <w:link w:val="Heading2"/>
     <w:uiPriority w:val="9"/>
-    <w:semiHidden/>
     <w:rsid w:val="00D2782B"/>
     <w:rPr>
       <w:rFonts w:asciiTheme="majorHAnsi" w:eastAsiaTheme="majorEastAsia" w:hAnsiTheme="majorHAnsi" w:cstheme="majorBidi"/>
